--- a/Course/1 Component 1 - Computer Systems/1.5 Legal, Moral, Cultural and Ethical Issues/1.5.2 Moral and Ethical Issues/4 Homework (editable).docx
+++ b/Course/1 Component 1 - Computer Systems/1.5 Legal, Moral, Cultural and Ethical Issues/1.5.2 Moral and Ethical Issues/4 Homework (editable).docx
@@ -7,62 +7,26 @@
         <w:pStyle w:val="Heading1"/>
       </w:pPr>
       <w:r>
+        <w:rPr>
+          <w:b w:val="0"/>
+          <w:i w:val="0"/>
+        </w:rPr>
         <w:t>Homework — 1.5.2 Moral and Ethical Issues</w:t>
       </w:r>
     </w:p>
     <w:p>
       <w:r>
-        <w:t xml:space="preserve">Name: </w:t>
-      </w:r>
-      <w:r>
         <w:rPr>
-          <w:b/>
+          <w:b w:val="0"/>
+          <w:i w:val="0"/>
         </w:rPr>
-        <w:t>_</w:t>
-      </w:r>
-      <w:r>
-        <w:rPr>
-          <w:b/>
-        </w:rPr>
-        <w:t>_</w:t>
-      </w:r>
-      <w:r>
-        <w:rPr>
-          <w:b/>
-        </w:rPr>
-        <w:t>_</w:t>
-      </w:r>
-      <w:r>
-        <w:rPr>
-          <w:b/>
-        </w:rPr>
-        <w:t>_</w:t>
-      </w:r>
-      <w:r>
-        <w:rPr>
-          <w:b/>
-        </w:rPr>
-        <w:t xml:space="preserve">   Date: </w:t>
-      </w:r>
-      <w:r>
-        <w:rPr>
-          <w:b/>
-        </w:rPr>
-        <w:t>_</w:t>
-      </w:r>
-      <w:r>
-        <w:rPr>
-          <w:b/>
-        </w:rPr>
-        <w:t xml:space="preserve">_   Mark: </w:t>
-      </w:r>
-      <w:r>
-        <w:t>____ / 20</w:t>
+        <w:t>Name: ______________________   Date: __________   Mark: ______ / 20</w:t>
       </w:r>
     </w:p>
     <w:p>
       <w:r>
         <w:rPr>
+          <w:b w:val="0"/>
           <w:i/>
         </w:rPr>
         <w:t>OCR H446 — set after the 1.5.2 lesson.</w:t>
@@ -73,6 +37,10 @@
         <w:pStyle w:val="Heading2"/>
       </w:pPr>
       <w:r>
+        <w:rPr>
+          <w:b w:val="0"/>
+          <w:i w:val="0"/>
+        </w:rPr>
         <w:t>Part A — This week's topic (~14 marks)</w:t>
       </w:r>
     </w:p>
@@ -80,37 +48,57 @@
       <w:r>
         <w:rPr>
           <w:b/>
+          <w:i w:val="0"/>
         </w:rPr>
         <w:t>1.</w:t>
       </w:r>
       <w:r>
+        <w:rPr>
+          <w:b w:val="0"/>
+          <w:i w:val="0"/>
+        </w:rPr>
         <w:t xml:space="preserve"> A hospital introduces an AI system that reads scans and flags likely tumours for a radiologist to check.</w:t>
       </w:r>
     </w:p>
     <w:p>
       <w:r>
+        <w:rPr>
+          <w:b w:val="0"/>
+          <w:i w:val="0"/>
+        </w:rPr>
         <w:t xml:space="preserve">(a) State </w:t>
       </w:r>
       <w:r>
         <w:rPr>
           <w:b/>
+          <w:i w:val="0"/>
         </w:rPr>
         <w:t>one</w:t>
       </w:r>
       <w:r>
+        <w:rPr>
+          <w:b w:val="0"/>
+          <w:i w:val="0"/>
+        </w:rPr>
         <w:t xml:space="preserve"> benefit of using automated decision making here. </w:t>
       </w:r>
       <w:r>
         <w:rPr>
           <w:b/>
+          <w:i w:val="0"/>
         </w:rPr>
         <w:t>[1]</w:t>
       </w:r>
       <w:r>
+        <w:rPr>
+          <w:b w:val="0"/>
+          <w:i w:val="0"/>
+        </w:rPr>
         <w:t xml:space="preserve"> </w:t>
       </w:r>
       <w:r>
         <w:rPr>
+          <w:b w:val="0"/>
           <w:i/>
         </w:rPr>
         <w:t>(AO2)</w:t>
@@ -141,28 +129,43 @@
     </w:p>
     <w:p>
       <w:r>
+        <w:rPr>
+          <w:b w:val="0"/>
+          <w:i w:val="0"/>
+        </w:rPr>
         <w:t xml:space="preserve">(b) Explain </w:t>
       </w:r>
       <w:r>
         <w:rPr>
           <w:b/>
+          <w:i w:val="0"/>
         </w:rPr>
         <w:t>one</w:t>
       </w:r>
       <w:r>
+        <w:rPr>
+          <w:b w:val="0"/>
+          <w:i w:val="0"/>
+        </w:rPr>
         <w:t xml:space="preserve"> ethical concern with relying on this system, referring to a named issue from 1.5.2. </w:t>
       </w:r>
       <w:r>
         <w:rPr>
           <w:b/>
+          <w:i w:val="0"/>
         </w:rPr>
         <w:t>[1]</w:t>
       </w:r>
       <w:r>
+        <w:rPr>
+          <w:b w:val="0"/>
+          <w:i w:val="0"/>
+        </w:rPr>
         <w:t xml:space="preserve"> </w:t>
       </w:r>
       <w:r>
         <w:rPr>
+          <w:b w:val="0"/>
           <w:i/>
         </w:rPr>
         <w:t>(AO2)</w:t>
@@ -195,37 +198,57 @@
       <w:r>
         <w:rPr>
           <w:b/>
+          <w:i w:val="0"/>
         </w:rPr>
         <w:t>2.</w:t>
       </w:r>
       <w:r>
+        <w:rPr>
+          <w:b w:val="0"/>
+          <w:i w:val="0"/>
+        </w:rPr>
         <w:t xml:space="preserve"> A facial-recognition system used by a police force is found to misidentify people from some ethnic groups far more often than others.</w:t>
       </w:r>
     </w:p>
     <w:p>
       <w:r>
+        <w:rPr>
+          <w:b w:val="0"/>
+          <w:i w:val="0"/>
+        </w:rPr>
         <w:t xml:space="preserve">(a) Explain </w:t>
       </w:r>
       <w:r>
         <w:rPr>
           <w:b/>
+          <w:i w:val="0"/>
         </w:rPr>
         <w:t>why</w:t>
       </w:r>
       <w:r>
+        <w:rPr>
+          <w:b w:val="0"/>
+          <w:i w:val="0"/>
+        </w:rPr>
         <w:t xml:space="preserve"> an AI system can end up biased in this way. </w:t>
       </w:r>
       <w:r>
         <w:rPr>
           <w:b/>
+          <w:i w:val="0"/>
         </w:rPr>
         <w:t>[2]</w:t>
       </w:r>
       <w:r>
+        <w:rPr>
+          <w:b w:val="0"/>
+          <w:i w:val="0"/>
+        </w:rPr>
         <w:t xml:space="preserve"> </w:t>
       </w:r>
       <w:r>
         <w:rPr>
+          <w:b w:val="0"/>
           <w:i/>
         </w:rPr>
         <w:t>(AO2)</w:t>
@@ -271,19 +294,29 @@
     </w:p>
     <w:p>
       <w:r>
+        <w:rPr>
+          <w:b w:val="0"/>
+          <w:i w:val="0"/>
+        </w:rPr>
         <w:t xml:space="preserve">(b) Explain why the "black box" nature of such a system makes the problem harder to deal with. </w:t>
       </w:r>
       <w:r>
         <w:rPr>
           <w:b/>
+          <w:i w:val="0"/>
         </w:rPr>
         <w:t>[1]</w:t>
       </w:r>
       <w:r>
+        <w:rPr>
+          <w:b w:val="0"/>
+          <w:i w:val="0"/>
+        </w:rPr>
         <w:t xml:space="preserve"> </w:t>
       </w:r>
       <w:r>
         <w:rPr>
+          <w:b w:val="0"/>
           <w:i/>
         </w:rPr>
         <w:t>(AO1/AO2)</w:t>
@@ -316,41 +349,62 @@
       <w:r>
         <w:rPr>
           <w:b/>
+          <w:i w:val="0"/>
         </w:rPr>
         <w:t>3.</w:t>
       </w:r>
       <w:r>
+        <w:rPr>
+          <w:b w:val="0"/>
+          <w:i w:val="0"/>
+        </w:rPr>
         <w:t xml:space="preserve"> A tech company moves its software-development team from the UK to a country with lower wages (offshoring). State </w:t>
       </w:r>
       <w:r>
         <w:rPr>
           <w:b/>
+          <w:i w:val="0"/>
         </w:rPr>
         <w:t>one</w:t>
       </w:r>
       <w:r>
+        <w:rPr>
+          <w:b w:val="0"/>
+          <w:i w:val="0"/>
+        </w:rPr>
         <w:t xml:space="preserve"> benefit to the company and </w:t>
       </w:r>
       <w:r>
         <w:rPr>
           <w:b/>
+          <w:i w:val="0"/>
         </w:rPr>
         <w:t>one</w:t>
       </w:r>
       <w:r>
+        <w:rPr>
+          <w:b w:val="0"/>
+          <w:i w:val="0"/>
+        </w:rPr>
         <w:t xml:space="preserve"> drawback that this could cause. </w:t>
       </w:r>
       <w:r>
         <w:rPr>
           <w:b/>
+          <w:i w:val="0"/>
         </w:rPr>
         <w:t>[2]</w:t>
       </w:r>
       <w:r>
+        <w:rPr>
+          <w:b w:val="0"/>
+          <w:i w:val="0"/>
+        </w:rPr>
         <w:t xml:space="preserve"> </w:t>
       </w:r>
       <w:r>
         <w:rPr>
+          <w:b w:val="0"/>
           <w:i/>
         </w:rPr>
         <w:t>(AO2)</w:t>
@@ -398,50 +452,76 @@
       <w:r>
         <w:rPr>
           <w:b/>
+          <w:i w:val="0"/>
         </w:rPr>
         <w:t>4.</w:t>
       </w:r>
       <w:r>
+        <w:rPr>
+          <w:b w:val="0"/>
+          <w:i w:val="0"/>
+        </w:rPr>
         <w:t xml:space="preserve"> A streaming firm replaces its proprietary media player with components built on </w:t>
       </w:r>
       <w:r>
         <w:rPr>
           <w:b/>
+          <w:i w:val="0"/>
         </w:rPr>
         <w:t>open-source</w:t>
       </w:r>
       <w:r>
+        <w:rPr>
+          <w:b w:val="0"/>
+          <w:i w:val="0"/>
+        </w:rPr>
         <w:t xml:space="preserve"> software. Explain </w:t>
       </w:r>
       <w:r>
         <w:rPr>
           <w:b/>
+          <w:i w:val="0"/>
         </w:rPr>
         <w:t>one</w:t>
       </w:r>
       <w:r>
+        <w:rPr>
+          <w:b w:val="0"/>
+          <w:i w:val="0"/>
+        </w:rPr>
         <w:t xml:space="preserve"> way open-source software can counter the problems caused by a single company holding a </w:t>
       </w:r>
       <w:r>
         <w:rPr>
           <w:b/>
+          <w:i w:val="0"/>
         </w:rPr>
         <w:t>monopoly</w:t>
       </w:r>
       <w:r>
+        <w:rPr>
+          <w:b w:val="0"/>
+          <w:i w:val="0"/>
+        </w:rPr>
         <w:t xml:space="preserve">. </w:t>
       </w:r>
       <w:r>
         <w:rPr>
           <w:b/>
+          <w:i w:val="0"/>
         </w:rPr>
         <w:t>[2]</w:t>
       </w:r>
       <w:r>
+        <w:rPr>
+          <w:b w:val="0"/>
+          <w:i w:val="0"/>
+        </w:rPr>
         <w:t xml:space="preserve"> </w:t>
       </w:r>
       <w:r>
         <w:rPr>
+          <w:b w:val="0"/>
           <w:i/>
         </w:rPr>
         <w:t>(AO2)</w:t>
@@ -489,32 +569,48 @@
       <w:r>
         <w:rPr>
           <w:b/>
+          <w:i w:val="0"/>
         </w:rPr>
         <w:t>5.</w:t>
       </w:r>
       <w:r>
+        <w:rPr>
+          <w:b w:val="0"/>
+          <w:i w:val="0"/>
+        </w:rPr>
         <w:t xml:space="preserve"> A council moves all of its services — benefits claims, bin collections, parking permits — to "online only". </w:t>
       </w:r>
       <w:r>
         <w:rPr>
           <w:b/>
+          <w:i w:val="0"/>
         </w:rPr>
         <w:t>Discuss</w:t>
       </w:r>
       <w:r>
+        <w:rPr>
+          <w:b w:val="0"/>
+          <w:i w:val="0"/>
+        </w:rPr>
         <w:t xml:space="preserve"> the moral and social impact of this decision on the different groups affected, and reach a justified conclusion. </w:t>
       </w:r>
       <w:r>
         <w:rPr>
           <w:b/>
+          <w:i w:val="0"/>
         </w:rPr>
         <w:t>[5]</w:t>
       </w:r>
       <w:r>
+        <w:rPr>
+          <w:b w:val="0"/>
+          <w:i w:val="0"/>
+        </w:rPr>
         <w:t xml:space="preserve"> </w:t>
       </w:r>
       <w:r>
         <w:rPr>
+          <w:b w:val="0"/>
           <w:i/>
         </w:rPr>
         <w:t>(AO3)</w:t>
@@ -623,6 +719,10 @@
         <w:pStyle w:val="Heading2"/>
       </w:pPr>
       <w:r>
+        <w:rPr>
+          <w:b w:val="0"/>
+          <w:i w:val="0"/>
+        </w:rPr>
         <w:t>Part B — Retrieval: keep it fresh (~6 marks)</w:t>
       </w:r>
     </w:p>
@@ -630,50 +730,76 @@
       <w:r>
         <w:rPr>
           <w:b/>
+          <w:i w:val="0"/>
         </w:rPr>
         <w:t>6.</w:t>
       </w:r>
       <w:r>
+        <w:rPr>
+          <w:b w:val="0"/>
+          <w:i w:val="0"/>
+        </w:rPr>
         <w:t xml:space="preserve"> </w:t>
       </w:r>
       <w:r>
         <w:rPr>
+          <w:b w:val="0"/>
           <w:i/>
         </w:rPr>
         <w:t>(1.5.1)</w:t>
       </w:r>
       <w:r>
+        <w:rPr>
+          <w:b w:val="0"/>
+          <w:i w:val="0"/>
+        </w:rPr>
         <w:t xml:space="preserve"> A hacker breaks into a company server </w:t>
       </w:r>
       <w:r>
         <w:rPr>
+          <w:b w:val="0"/>
           <w:i/>
         </w:rPr>
         <w:t>intending</w:t>
       </w:r>
       <w:r>
+        <w:rPr>
+          <w:b w:val="0"/>
+          <w:i w:val="0"/>
+        </w:rPr>
         <w:t xml:space="preserve"> to steal trade secrets to sell to a rival. State the Act and the specific </w:t>
       </w:r>
       <w:r>
         <w:rPr>
           <w:b/>
+          <w:i w:val="0"/>
         </w:rPr>
         <w:t>offence</w:t>
       </w:r>
       <w:r>
+        <w:rPr>
+          <w:b w:val="0"/>
+          <w:i w:val="0"/>
+        </w:rPr>
         <w:t xml:space="preserve"> committed. </w:t>
       </w:r>
       <w:r>
         <w:rPr>
           <w:b/>
+          <w:i w:val="0"/>
         </w:rPr>
         <w:t>[2]</w:t>
       </w:r>
       <w:r>
+        <w:rPr>
+          <w:b w:val="0"/>
+          <w:i w:val="0"/>
+        </w:rPr>
         <w:t xml:space="preserve"> </w:t>
       </w:r>
       <w:r>
         <w:rPr>
+          <w:b w:val="0"/>
           <w:i/>
         </w:rPr>
         <w:t>(AO1)</w:t>
@@ -721,50 +847,76 @@
       <w:r>
         <w:rPr>
           <w:b/>
+          <w:i w:val="0"/>
         </w:rPr>
         <w:t>7.</w:t>
       </w:r>
       <w:r>
+        <w:rPr>
+          <w:b w:val="0"/>
+          <w:i w:val="0"/>
+        </w:rPr>
         <w:t xml:space="preserve"> </w:t>
       </w:r>
       <w:r>
         <w:rPr>
+          <w:b w:val="0"/>
           <w:i/>
         </w:rPr>
         <w:t>(1.3.3)</w:t>
       </w:r>
       <w:r>
+        <w:rPr>
+          <w:b w:val="0"/>
+          <w:i w:val="0"/>
+        </w:rPr>
         <w:t xml:space="preserve"> State the purpose of the </w:t>
       </w:r>
       <w:r>
         <w:rPr>
           <w:b/>
+          <w:i w:val="0"/>
         </w:rPr>
         <w:t>TCP</w:t>
       </w:r>
       <w:r>
+        <w:rPr>
+          <w:b w:val="0"/>
+          <w:i w:val="0"/>
+        </w:rPr>
         <w:t xml:space="preserve"> layer and the purpose of the </w:t>
       </w:r>
       <w:r>
         <w:rPr>
           <w:b/>
+          <w:i w:val="0"/>
         </w:rPr>
         <w:t>IP</w:t>
       </w:r>
       <w:r>
+        <w:rPr>
+          <w:b w:val="0"/>
+          <w:i w:val="0"/>
+        </w:rPr>
         <w:t xml:space="preserve"> layer in the TCP/IP stack. </w:t>
       </w:r>
       <w:r>
         <w:rPr>
           <w:b/>
+          <w:i w:val="0"/>
         </w:rPr>
         <w:t>[2]</w:t>
       </w:r>
       <w:r>
+        <w:rPr>
+          <w:b w:val="0"/>
+          <w:i w:val="0"/>
+        </w:rPr>
         <w:t xml:space="preserve"> </w:t>
       </w:r>
       <w:r>
         <w:rPr>
+          <w:b w:val="0"/>
           <w:i/>
         </w:rPr>
         <w:t>(AO1)</w:t>
@@ -812,50 +964,76 @@
       <w:r>
         <w:rPr>
           <w:b/>
+          <w:i w:val="0"/>
         </w:rPr>
         <w:t>8.</w:t>
       </w:r>
       <w:r>
+        <w:rPr>
+          <w:b w:val="0"/>
+          <w:i w:val="0"/>
+        </w:rPr>
         <w:t xml:space="preserve"> </w:t>
       </w:r>
       <w:r>
         <w:rPr>
+          <w:b w:val="0"/>
           <w:i/>
         </w:rPr>
         <w:t>(1.1.2)</w:t>
       </w:r>
       <w:r>
+        <w:rPr>
+          <w:b w:val="0"/>
+          <w:i w:val="0"/>
+        </w:rPr>
         <w:t xml:space="preserve"> State </w:t>
       </w:r>
       <w:r>
         <w:rPr>
           <w:b/>
+          <w:i w:val="0"/>
         </w:rPr>
         <w:t>one</w:t>
       </w:r>
       <w:r>
+        <w:rPr>
+          <w:b w:val="0"/>
+          <w:i w:val="0"/>
+        </w:rPr>
         <w:t xml:space="preserve"> reason a </w:t>
       </w:r>
       <w:r>
         <w:rPr>
           <w:b/>
+          <w:i w:val="0"/>
         </w:rPr>
         <w:t>multi-core</w:t>
       </w:r>
       <w:r>
+        <w:rPr>
+          <w:b w:val="0"/>
+          <w:i w:val="0"/>
+        </w:rPr>
         <w:t xml:space="preserve"> processor can complete a workload faster than a single-core processor of the same clock speed. </w:t>
       </w:r>
       <w:r>
         <w:rPr>
           <w:b/>
+          <w:i w:val="0"/>
         </w:rPr>
         <w:t>[2]</w:t>
       </w:r>
       <w:r>
+        <w:rPr>
+          <w:b w:val="0"/>
+          <w:i w:val="0"/>
+        </w:rPr>
         <w:t xml:space="preserve"> </w:t>
       </w:r>
       <w:r>
         <w:rPr>
+          <w:b w:val="0"/>
           <w:i/>
         </w:rPr>
         <w:t>(AO1)</w:t>

--- a/Course/1 Component 1 - Computer Systems/1.5 Legal, Moral, Cultural and Ethical Issues/1.5.2 Moral and Ethical Issues/4 Homework (editable).docx
+++ b/Course/1 Component 1 - Computer Systems/1.5 Legal, Moral, Cultural and Ethical Issues/1.5.2 Moral and Ethical Issues/4 Homework (editable).docx
@@ -104,22 +104,32 @@
         <w:t>(AO2)</w:t>
       </w:r>
     </w:p>
-    <w:p>
-      <w:pPr>
-        <w:spacing w:before="260"/>
-        <w:pBdr>
-          <w:bottom w:val="single" w:sz="4" w:space="1" w:color="AAB4C0"/>
-        </w:pBdr>
-      </w:pPr>
-    </w:p>
-    <w:p>
-      <w:pPr>
-        <w:spacing w:before="260"/>
-        <w:pBdr>
-          <w:bottom w:val="single" w:sz="4" w:space="1" w:color="AAB4C0"/>
-        </w:pBdr>
-      </w:pPr>
-    </w:p>
+    <w:tbl>
+      <w:tblPr>
+        <w:tblStyle w:val="TableGrid"/>
+        <w:tblW w:type="auto" w:w="0"/>
+        <w:tblLook w:firstColumn="1" w:firstRow="1" w:lastColumn="0" w:lastRow="0" w:noHBand="0" w:noVBand="1" w:val="04A0"/>
+      </w:tblPr>
+      <w:tblGrid>
+        <w:gridCol w:w="8640"/>
+      </w:tblGrid>
+      <w:tr>
+        <w:trPr>
+          <w:trHeight w:val="680" w:hRule="atLeast"/>
+        </w:trPr>
+        <w:tc>
+          <w:tcPr>
+            <w:tcW w:type="dxa" w:w="8640"/>
+          </w:tcPr>
+          <w:p>
+            <w:pPr>
+              <w:spacing w:before="40"/>
+            </w:pPr>
+          </w:p>
+        </w:tc>
+      </w:tr>
+    </w:tbl>
+    <w:p/>
     <w:p>
       <w:pPr>
         <w:pBdr>
@@ -171,22 +181,32 @@
         <w:t>(AO2)</w:t>
       </w:r>
     </w:p>
-    <w:p>
-      <w:pPr>
-        <w:spacing w:before="260"/>
-        <w:pBdr>
-          <w:bottom w:val="single" w:sz="4" w:space="1" w:color="AAB4C0"/>
-        </w:pBdr>
-      </w:pPr>
-    </w:p>
-    <w:p>
-      <w:pPr>
-        <w:spacing w:before="260"/>
-        <w:pBdr>
-          <w:bottom w:val="single" w:sz="4" w:space="1" w:color="AAB4C0"/>
-        </w:pBdr>
-      </w:pPr>
-    </w:p>
+    <w:tbl>
+      <w:tblPr>
+        <w:tblStyle w:val="TableGrid"/>
+        <w:tblW w:type="auto" w:w="0"/>
+        <w:tblLook w:firstColumn="1" w:firstRow="1" w:lastColumn="0" w:lastRow="0" w:noHBand="0" w:noVBand="1" w:val="04A0"/>
+      </w:tblPr>
+      <w:tblGrid>
+        <w:gridCol w:w="8640"/>
+      </w:tblGrid>
+      <w:tr>
+        <w:trPr>
+          <w:trHeight w:val="680" w:hRule="atLeast"/>
+        </w:trPr>
+        <w:tc>
+          <w:tcPr>
+            <w:tcW w:type="dxa" w:w="8640"/>
+          </w:tcPr>
+          <w:p>
+            <w:pPr>
+              <w:spacing w:before="40"/>
+            </w:pPr>
+          </w:p>
+        </w:tc>
+      </w:tr>
+    </w:tbl>
+    <w:p/>
     <w:p>
       <w:pPr>
         <w:pBdr>
@@ -254,30 +274,32 @@
         <w:t>(AO2)</w:t>
       </w:r>
     </w:p>
-    <w:p>
-      <w:pPr>
-        <w:spacing w:before="260"/>
-        <w:pBdr>
-          <w:bottom w:val="single" w:sz="4" w:space="1" w:color="AAB4C0"/>
-        </w:pBdr>
-      </w:pPr>
-    </w:p>
-    <w:p>
-      <w:pPr>
-        <w:spacing w:before="260"/>
-        <w:pBdr>
-          <w:bottom w:val="single" w:sz="4" w:space="1" w:color="AAB4C0"/>
-        </w:pBdr>
-      </w:pPr>
-    </w:p>
-    <w:p>
-      <w:pPr>
-        <w:spacing w:before="260"/>
-        <w:pBdr>
-          <w:bottom w:val="single" w:sz="4" w:space="1" w:color="AAB4C0"/>
-        </w:pBdr>
-      </w:pPr>
-    </w:p>
+    <w:tbl>
+      <w:tblPr>
+        <w:tblStyle w:val="TableGrid"/>
+        <w:tblW w:type="auto" w:w="0"/>
+        <w:tblLook w:firstColumn="1" w:firstRow="1" w:lastColumn="0" w:lastRow="0" w:noHBand="0" w:noVBand="1" w:val="04A0"/>
+      </w:tblPr>
+      <w:tblGrid>
+        <w:gridCol w:w="8640"/>
+      </w:tblGrid>
+      <w:tr>
+        <w:trPr>
+          <w:trHeight w:val="1020" w:hRule="atLeast"/>
+        </w:trPr>
+        <w:tc>
+          <w:tcPr>
+            <w:tcW w:type="dxa" w:w="8640"/>
+          </w:tcPr>
+          <w:p>
+            <w:pPr>
+              <w:spacing w:before="40"/>
+            </w:pPr>
+          </w:p>
+        </w:tc>
+      </w:tr>
+    </w:tbl>
+    <w:p/>
     <w:p>
       <w:pPr>
         <w:pBdr>
@@ -322,22 +344,32 @@
         <w:t>(AO1/AO2)</w:t>
       </w:r>
     </w:p>
-    <w:p>
-      <w:pPr>
-        <w:spacing w:before="260"/>
-        <w:pBdr>
-          <w:bottom w:val="single" w:sz="4" w:space="1" w:color="AAB4C0"/>
-        </w:pBdr>
-      </w:pPr>
-    </w:p>
-    <w:p>
-      <w:pPr>
-        <w:spacing w:before="260"/>
-        <w:pBdr>
-          <w:bottom w:val="single" w:sz="4" w:space="1" w:color="AAB4C0"/>
-        </w:pBdr>
-      </w:pPr>
-    </w:p>
+    <w:tbl>
+      <w:tblPr>
+        <w:tblStyle w:val="TableGrid"/>
+        <w:tblW w:type="auto" w:w="0"/>
+        <w:tblLook w:firstColumn="1" w:firstRow="1" w:lastColumn="0" w:lastRow="0" w:noHBand="0" w:noVBand="1" w:val="04A0"/>
+      </w:tblPr>
+      <w:tblGrid>
+        <w:gridCol w:w="8640"/>
+      </w:tblGrid>
+      <w:tr>
+        <w:trPr>
+          <w:trHeight w:val="680" w:hRule="atLeast"/>
+        </w:trPr>
+        <w:tc>
+          <w:tcPr>
+            <w:tcW w:type="dxa" w:w="8640"/>
+          </w:tcPr>
+          <w:p>
+            <w:pPr>
+              <w:spacing w:before="40"/>
+            </w:pPr>
+          </w:p>
+        </w:tc>
+      </w:tr>
+    </w:tbl>
+    <w:p/>
     <w:p>
       <w:pPr>
         <w:pBdr>
@@ -410,30 +442,32 @@
         <w:t>(AO2)</w:t>
       </w:r>
     </w:p>
-    <w:p>
-      <w:pPr>
-        <w:spacing w:before="260"/>
-        <w:pBdr>
-          <w:bottom w:val="single" w:sz="4" w:space="1" w:color="AAB4C0"/>
-        </w:pBdr>
-      </w:pPr>
-    </w:p>
-    <w:p>
-      <w:pPr>
-        <w:spacing w:before="260"/>
-        <w:pBdr>
-          <w:bottom w:val="single" w:sz="4" w:space="1" w:color="AAB4C0"/>
-        </w:pBdr>
-      </w:pPr>
-    </w:p>
-    <w:p>
-      <w:pPr>
-        <w:spacing w:before="260"/>
-        <w:pBdr>
-          <w:bottom w:val="single" w:sz="4" w:space="1" w:color="AAB4C0"/>
-        </w:pBdr>
-      </w:pPr>
-    </w:p>
+    <w:tbl>
+      <w:tblPr>
+        <w:tblStyle w:val="TableGrid"/>
+        <w:tblW w:type="auto" w:w="0"/>
+        <w:tblLook w:firstColumn="1" w:firstRow="1" w:lastColumn="0" w:lastRow="0" w:noHBand="0" w:noVBand="1" w:val="04A0"/>
+      </w:tblPr>
+      <w:tblGrid>
+        <w:gridCol w:w="8640"/>
+      </w:tblGrid>
+      <w:tr>
+        <w:trPr>
+          <w:trHeight w:val="1020" w:hRule="atLeast"/>
+        </w:trPr>
+        <w:tc>
+          <w:tcPr>
+            <w:tcW w:type="dxa" w:w="8640"/>
+          </w:tcPr>
+          <w:p>
+            <w:pPr>
+              <w:spacing w:before="40"/>
+            </w:pPr>
+          </w:p>
+        </w:tc>
+      </w:tr>
+    </w:tbl>
+    <w:p/>
     <w:p>
       <w:pPr>
         <w:pBdr>
@@ -527,30 +561,32 @@
         <w:t>(AO2)</w:t>
       </w:r>
     </w:p>
-    <w:p>
-      <w:pPr>
-        <w:spacing w:before="260"/>
-        <w:pBdr>
-          <w:bottom w:val="single" w:sz="4" w:space="1" w:color="AAB4C0"/>
-        </w:pBdr>
-      </w:pPr>
-    </w:p>
-    <w:p>
-      <w:pPr>
-        <w:spacing w:before="260"/>
-        <w:pBdr>
-          <w:bottom w:val="single" w:sz="4" w:space="1" w:color="AAB4C0"/>
-        </w:pBdr>
-      </w:pPr>
-    </w:p>
-    <w:p>
-      <w:pPr>
-        <w:spacing w:before="260"/>
-        <w:pBdr>
-          <w:bottom w:val="single" w:sz="4" w:space="1" w:color="AAB4C0"/>
-        </w:pBdr>
-      </w:pPr>
-    </w:p>
+    <w:tbl>
+      <w:tblPr>
+        <w:tblStyle w:val="TableGrid"/>
+        <w:tblW w:type="auto" w:w="0"/>
+        <w:tblLook w:firstColumn="1" w:firstRow="1" w:lastColumn="0" w:lastRow="0" w:noHBand="0" w:noVBand="1" w:val="04A0"/>
+      </w:tblPr>
+      <w:tblGrid>
+        <w:gridCol w:w="8640"/>
+      </w:tblGrid>
+      <w:tr>
+        <w:trPr>
+          <w:trHeight w:val="1020" w:hRule="atLeast"/>
+        </w:trPr>
+        <w:tc>
+          <w:tcPr>
+            <w:tcW w:type="dxa" w:w="8640"/>
+          </w:tcPr>
+          <w:p>
+            <w:pPr>
+              <w:spacing w:before="40"/>
+            </w:pPr>
+          </w:p>
+        </w:tc>
+      </w:tr>
+    </w:tbl>
+    <w:p/>
     <w:p>
       <w:pPr>
         <w:pBdr>
@@ -616,62 +652,32 @@
         <w:t>(AO3)</w:t>
       </w:r>
     </w:p>
-    <w:p>
-      <w:pPr>
-        <w:spacing w:before="260"/>
-        <w:pBdr>
-          <w:bottom w:val="single" w:sz="4" w:space="1" w:color="AAB4C0"/>
-        </w:pBdr>
-      </w:pPr>
-    </w:p>
-    <w:p>
-      <w:pPr>
-        <w:spacing w:before="260"/>
-        <w:pBdr>
-          <w:bottom w:val="single" w:sz="4" w:space="1" w:color="AAB4C0"/>
-        </w:pBdr>
-      </w:pPr>
-    </w:p>
-    <w:p>
-      <w:pPr>
-        <w:spacing w:before="260"/>
-        <w:pBdr>
-          <w:bottom w:val="single" w:sz="4" w:space="1" w:color="AAB4C0"/>
-        </w:pBdr>
-      </w:pPr>
-    </w:p>
-    <w:p>
-      <w:pPr>
-        <w:spacing w:before="260"/>
-        <w:pBdr>
-          <w:bottom w:val="single" w:sz="4" w:space="1" w:color="AAB4C0"/>
-        </w:pBdr>
-      </w:pPr>
-    </w:p>
-    <w:p>
-      <w:pPr>
-        <w:spacing w:before="260"/>
-        <w:pBdr>
-          <w:bottom w:val="single" w:sz="4" w:space="1" w:color="AAB4C0"/>
-        </w:pBdr>
-      </w:pPr>
-    </w:p>
-    <w:p>
-      <w:pPr>
-        <w:spacing w:before="260"/>
-        <w:pBdr>
-          <w:bottom w:val="single" w:sz="4" w:space="1" w:color="AAB4C0"/>
-        </w:pBdr>
-      </w:pPr>
-    </w:p>
-    <w:p>
-      <w:pPr>
-        <w:spacing w:before="260"/>
-        <w:pBdr>
-          <w:bottom w:val="single" w:sz="4" w:space="1" w:color="AAB4C0"/>
-        </w:pBdr>
-      </w:pPr>
-    </w:p>
+    <w:tbl>
+      <w:tblPr>
+        <w:tblStyle w:val="TableGrid"/>
+        <w:tblW w:type="auto" w:w="0"/>
+        <w:tblLook w:firstColumn="1" w:firstRow="1" w:lastColumn="0" w:lastRow="0" w:noHBand="0" w:noVBand="1" w:val="04A0"/>
+      </w:tblPr>
+      <w:tblGrid>
+        <w:gridCol w:w="8640"/>
+      </w:tblGrid>
+      <w:tr>
+        <w:trPr>
+          <w:trHeight w:val="2380" w:hRule="atLeast"/>
+        </w:trPr>
+        <w:tc>
+          <w:tcPr>
+            <w:tcW w:type="dxa" w:w="8640"/>
+          </w:tcPr>
+          <w:p>
+            <w:pPr>
+              <w:spacing w:before="40"/>
+            </w:pPr>
+          </w:p>
+        </w:tc>
+      </w:tr>
+    </w:tbl>
+    <w:p/>
     <w:p>
       <w:pPr>
         <w:pBdr>
@@ -805,30 +811,32 @@
         <w:t>(AO1)</w:t>
       </w:r>
     </w:p>
-    <w:p>
-      <w:pPr>
-        <w:spacing w:before="260"/>
-        <w:pBdr>
-          <w:bottom w:val="single" w:sz="4" w:space="1" w:color="AAB4C0"/>
-        </w:pBdr>
-      </w:pPr>
-    </w:p>
-    <w:p>
-      <w:pPr>
-        <w:spacing w:before="260"/>
-        <w:pBdr>
-          <w:bottom w:val="single" w:sz="4" w:space="1" w:color="AAB4C0"/>
-        </w:pBdr>
-      </w:pPr>
-    </w:p>
-    <w:p>
-      <w:pPr>
-        <w:spacing w:before="260"/>
-        <w:pBdr>
-          <w:bottom w:val="single" w:sz="4" w:space="1" w:color="AAB4C0"/>
-        </w:pBdr>
-      </w:pPr>
-    </w:p>
+    <w:tbl>
+      <w:tblPr>
+        <w:tblStyle w:val="TableGrid"/>
+        <w:tblW w:type="auto" w:w="0"/>
+        <w:tblLook w:firstColumn="1" w:firstRow="1" w:lastColumn="0" w:lastRow="0" w:noHBand="0" w:noVBand="1" w:val="04A0"/>
+      </w:tblPr>
+      <w:tblGrid>
+        <w:gridCol w:w="8640"/>
+      </w:tblGrid>
+      <w:tr>
+        <w:trPr>
+          <w:trHeight w:val="1020" w:hRule="atLeast"/>
+        </w:trPr>
+        <w:tc>
+          <w:tcPr>
+            <w:tcW w:type="dxa" w:w="8640"/>
+          </w:tcPr>
+          <w:p>
+            <w:pPr>
+              <w:spacing w:before="40"/>
+            </w:pPr>
+          </w:p>
+        </w:tc>
+      </w:tr>
+    </w:tbl>
+    <w:p/>
     <w:p>
       <w:pPr>
         <w:pBdr>
@@ -922,30 +930,32 @@
         <w:t>(AO1)</w:t>
       </w:r>
     </w:p>
-    <w:p>
-      <w:pPr>
-        <w:spacing w:before="260"/>
-        <w:pBdr>
-          <w:bottom w:val="single" w:sz="4" w:space="1" w:color="AAB4C0"/>
-        </w:pBdr>
-      </w:pPr>
-    </w:p>
-    <w:p>
-      <w:pPr>
-        <w:spacing w:before="260"/>
-        <w:pBdr>
-          <w:bottom w:val="single" w:sz="4" w:space="1" w:color="AAB4C0"/>
-        </w:pBdr>
-      </w:pPr>
-    </w:p>
-    <w:p>
-      <w:pPr>
-        <w:spacing w:before="260"/>
-        <w:pBdr>
-          <w:bottom w:val="single" w:sz="4" w:space="1" w:color="AAB4C0"/>
-        </w:pBdr>
-      </w:pPr>
-    </w:p>
+    <w:tbl>
+      <w:tblPr>
+        <w:tblStyle w:val="TableGrid"/>
+        <w:tblW w:type="auto" w:w="0"/>
+        <w:tblLook w:firstColumn="1" w:firstRow="1" w:lastColumn="0" w:lastRow="0" w:noHBand="0" w:noVBand="1" w:val="04A0"/>
+      </w:tblPr>
+      <w:tblGrid>
+        <w:gridCol w:w="8640"/>
+      </w:tblGrid>
+      <w:tr>
+        <w:trPr>
+          <w:trHeight w:val="1020" w:hRule="atLeast"/>
+        </w:trPr>
+        <w:tc>
+          <w:tcPr>
+            <w:tcW w:type="dxa" w:w="8640"/>
+          </w:tcPr>
+          <w:p>
+            <w:pPr>
+              <w:spacing w:before="40"/>
+            </w:pPr>
+          </w:p>
+        </w:tc>
+      </w:tr>
+    </w:tbl>
+    <w:p/>
     <w:p>
       <w:pPr>
         <w:pBdr>
@@ -1039,30 +1049,32 @@
         <w:t>(AO1)</w:t>
       </w:r>
     </w:p>
-    <w:p>
-      <w:pPr>
-        <w:spacing w:before="260"/>
-        <w:pBdr>
-          <w:bottom w:val="single" w:sz="4" w:space="1" w:color="AAB4C0"/>
-        </w:pBdr>
-      </w:pPr>
-    </w:p>
-    <w:p>
-      <w:pPr>
-        <w:spacing w:before="260"/>
-        <w:pBdr>
-          <w:bottom w:val="single" w:sz="4" w:space="1" w:color="AAB4C0"/>
-        </w:pBdr>
-      </w:pPr>
-    </w:p>
-    <w:p>
-      <w:pPr>
-        <w:spacing w:before="260"/>
-        <w:pBdr>
-          <w:bottom w:val="single" w:sz="4" w:space="1" w:color="AAB4C0"/>
-        </w:pBdr>
-      </w:pPr>
-    </w:p>
+    <w:tbl>
+      <w:tblPr>
+        <w:tblStyle w:val="TableGrid"/>
+        <w:tblW w:type="auto" w:w="0"/>
+        <w:tblLook w:firstColumn="1" w:firstRow="1" w:lastColumn="0" w:lastRow="0" w:noHBand="0" w:noVBand="1" w:val="04A0"/>
+      </w:tblPr>
+      <w:tblGrid>
+        <w:gridCol w:w="8640"/>
+      </w:tblGrid>
+      <w:tr>
+        <w:trPr>
+          <w:trHeight w:val="1020" w:hRule="atLeast"/>
+        </w:trPr>
+        <w:tc>
+          <w:tcPr>
+            <w:tcW w:type="dxa" w:w="8640"/>
+          </w:tcPr>
+          <w:p>
+            <w:pPr>
+              <w:spacing w:before="40"/>
+            </w:pPr>
+          </w:p>
+        </w:tc>
+      </w:tr>
+    </w:tbl>
+    <w:p/>
     <w:p>
       <w:pPr>
         <w:pBdr>

--- a/Course/1 Component 1 - Computer Systems/1.5 Legal, Moral, Cultural and Ethical Issues/1.5.2 Moral and Ethical Issues/4 Homework (editable).docx
+++ b/Course/1 Component 1 - Computer Systems/1.5 Legal, Moral, Cultural and Ethical Issues/1.5.2 Moral and Ethical Issues/4 Homework (editable).docx
@@ -143,7 +143,7 @@
           <w:b w:val="0"/>
           <w:i w:val="0"/>
         </w:rPr>
-        <w:t xml:space="preserve">(b) Explain </w:t>
+        <w:t xml:space="preserve">(b) Give </w:t>
       </w:r>
       <w:r>
         <w:rPr>
@@ -157,7 +157,7 @@
           <w:b w:val="0"/>
           <w:i w:val="0"/>
         </w:rPr>
-        <w:t xml:space="preserve"> ethical concern with relying on this system, referring to a named issue from 1.5.2. </w:t>
+        <w:t xml:space="preserve"> ethical concern of relying on this system to make the initial decision. </w:t>
       </w:r>
       <w:r>
         <w:rPr>

--- a/Course/1 Component 1 - Computer Systems/1.5 Legal, Moral, Cultural and Ethical Issues/1.5.2 Moral and Ethical Issues/4 Homework (editable).docx
+++ b/Course/1 Component 1 - Computer Systems/1.5 Legal, Moral, Cultural and Ethical Issues/1.5.2 Moral and Ethical Issues/4 Homework (editable).docx
@@ -51,6 +51,801 @@
           <w:i w:val="0"/>
         </w:rPr>
         <w:t>1.</w:t>
+      </w:r>
+      <w:r>
+        <w:rPr>
+          <w:b w:val="0"/>
+          <w:i w:val="0"/>
+        </w:rPr>
+        <w:t xml:space="preserve"> Match each term to its definition: write the correct letter in the </w:t>
+      </w:r>
+      <w:r>
+        <w:rPr>
+          <w:b/>
+          <w:i w:val="0"/>
+        </w:rPr>
+        <w:t>Match</w:t>
+      </w:r>
+      <w:r>
+        <w:rPr>
+          <w:b w:val="0"/>
+          <w:i w:val="0"/>
+        </w:rPr>
+        <w:t xml:space="preserve"> column. Two letters are not used. </w:t>
+      </w:r>
+      <w:r>
+        <w:rPr>
+          <w:b/>
+          <w:i w:val="0"/>
+        </w:rPr>
+        <w:t>[3]</w:t>
+      </w:r>
+      <w:r>
+        <w:rPr>
+          <w:b w:val="0"/>
+          <w:i w:val="0"/>
+        </w:rPr>
+        <w:t xml:space="preserve"> </w:t>
+      </w:r>
+      <w:r>
+        <w:rPr>
+          <w:b w:val="0"/>
+          <w:i/>
+        </w:rPr>
+        <w:t>(AO1)</w:t>
+      </w:r>
+    </w:p>
+    <w:tbl>
+      <w:tblPr>
+        <w:tblStyle w:val="TableGrid"/>
+        <w:tblW w:type="auto" w:w="0"/>
+        <w:tblLook w:firstColumn="1" w:firstRow="1" w:lastColumn="0" w:lastRow="0" w:noHBand="0" w:noVBand="1" w:val="04A0"/>
+      </w:tblPr>
+      <w:tblGrid>
+        <w:gridCol w:w="4320"/>
+        <w:gridCol w:w="4320"/>
+      </w:tblGrid>
+      <w:tr>
+        <w:tc>
+          <w:tcPr>
+            <w:tcW w:type="dxa" w:w="4320"/>
+            <w:shd w:fill="D9E2F3"/>
+          </w:tcPr>
+          <w:p>
+            <w:r>
+              <w:rPr>
+                <w:b/>
+              </w:rPr>
+            </w:r>
+            <w:r>
+              <w:rPr>
+                <w:b/>
+                <w:i w:val="0"/>
+              </w:rPr>
+              <w:t>Term</w:t>
+            </w:r>
+          </w:p>
+        </w:tc>
+        <w:tc>
+          <w:tcPr>
+            <w:tcW w:type="dxa" w:w="4320"/>
+            <w:shd w:fill="D9E2F3"/>
+          </w:tcPr>
+          <w:p>
+            <w:r>
+              <w:rPr>
+                <w:b/>
+              </w:rPr>
+            </w:r>
+            <w:r>
+              <w:rPr>
+                <w:b/>
+                <w:i w:val="0"/>
+              </w:rPr>
+              <w:t>Match</w:t>
+            </w:r>
+          </w:p>
+        </w:tc>
+      </w:tr>
+      <w:tr>
+        <w:tc>
+          <w:tcPr>
+            <w:tcW w:type="dxa" w:w="4320"/>
+          </w:tcPr>
+          <w:p>
+            <w:r/>
+            <w:r>
+              <w:rPr>
+                <w:b w:val="0"/>
+                <w:i w:val="0"/>
+              </w:rPr>
+              <w:t>Automated decision making</w:t>
+            </w:r>
+          </w:p>
+        </w:tc>
+        <w:tc>
+          <w:tcPr>
+            <w:tcW w:type="dxa" w:w="4320"/>
+          </w:tcPr>
+          <w:p>
+            <w:r/>
+          </w:p>
+        </w:tc>
+      </w:tr>
+      <w:tr>
+        <w:tc>
+          <w:tcPr>
+            <w:tcW w:type="dxa" w:w="4320"/>
+          </w:tcPr>
+          <w:p>
+            <w:r/>
+            <w:r>
+              <w:rPr>
+                <w:b w:val="0"/>
+                <w:i w:val="0"/>
+              </w:rPr>
+              <w:t>Algorithmic bias</w:t>
+            </w:r>
+          </w:p>
+        </w:tc>
+        <w:tc>
+          <w:tcPr>
+            <w:tcW w:type="dxa" w:w="4320"/>
+          </w:tcPr>
+          <w:p>
+            <w:r/>
+          </w:p>
+        </w:tc>
+      </w:tr>
+      <w:tr>
+        <w:tc>
+          <w:tcPr>
+            <w:tcW w:type="dxa" w:w="4320"/>
+          </w:tcPr>
+          <w:p>
+            <w:r/>
+            <w:r>
+              <w:rPr>
+                <w:b w:val="0"/>
+                <w:i w:val="0"/>
+              </w:rPr>
+              <w:t>"Black box" system</w:t>
+            </w:r>
+          </w:p>
+        </w:tc>
+        <w:tc>
+          <w:tcPr>
+            <w:tcW w:type="dxa" w:w="4320"/>
+          </w:tcPr>
+          <w:p>
+            <w:r/>
+          </w:p>
+        </w:tc>
+      </w:tr>
+      <w:tr>
+        <w:tc>
+          <w:tcPr>
+            <w:tcW w:type="dxa" w:w="4320"/>
+          </w:tcPr>
+          <w:p>
+            <w:r/>
+            <w:r>
+              <w:rPr>
+                <w:b w:val="0"/>
+                <w:i w:val="0"/>
+              </w:rPr>
+              <w:t>Offshoring</w:t>
+            </w:r>
+          </w:p>
+        </w:tc>
+        <w:tc>
+          <w:tcPr>
+            <w:tcW w:type="dxa" w:w="4320"/>
+          </w:tcPr>
+          <w:p>
+            <w:r/>
+          </w:p>
+        </w:tc>
+      </w:tr>
+      <w:tr>
+        <w:tc>
+          <w:tcPr>
+            <w:tcW w:type="dxa" w:w="4320"/>
+          </w:tcPr>
+          <w:p>
+            <w:r/>
+            <w:r>
+              <w:rPr>
+                <w:b w:val="0"/>
+                <w:i w:val="0"/>
+              </w:rPr>
+              <w:t>Monopoly</w:t>
+            </w:r>
+          </w:p>
+        </w:tc>
+        <w:tc>
+          <w:tcPr>
+            <w:tcW w:type="dxa" w:w="4320"/>
+          </w:tcPr>
+          <w:p>
+            <w:r/>
+          </w:p>
+        </w:tc>
+      </w:tr>
+      <w:tr>
+        <w:tc>
+          <w:tcPr>
+            <w:tcW w:type="dxa" w:w="4320"/>
+          </w:tcPr>
+          <w:p>
+            <w:r/>
+            <w:r>
+              <w:rPr>
+                <w:b w:val="0"/>
+                <w:i w:val="0"/>
+              </w:rPr>
+              <w:t>Digital divide</w:t>
+            </w:r>
+          </w:p>
+        </w:tc>
+        <w:tc>
+          <w:tcPr>
+            <w:tcW w:type="dxa" w:w="4320"/>
+          </w:tcPr>
+          <w:p>
+            <w:r/>
+          </w:p>
+        </w:tc>
+      </w:tr>
+    </w:tbl>
+    <w:p/>
+    <w:tbl>
+      <w:tblPr>
+        <w:tblStyle w:val="TableGrid"/>
+        <w:tblW w:type="auto" w:w="0"/>
+        <w:tblLook w:firstColumn="1" w:firstRow="1" w:lastColumn="0" w:lastRow="0" w:noHBand="0" w:noVBand="1" w:val="04A0"/>
+      </w:tblPr>
+      <w:tblGrid>
+        <w:gridCol w:w="4320"/>
+        <w:gridCol w:w="4320"/>
+      </w:tblGrid>
+      <w:tr>
+        <w:tc>
+          <w:tcPr>
+            <w:tcW w:type="dxa" w:w="4320"/>
+            <w:shd w:fill="D9E2F3"/>
+          </w:tcPr>
+          <w:p>
+            <w:r>
+              <w:rPr>
+                <w:b/>
+              </w:rPr>
+            </w:r>
+            <w:r>
+              <w:rPr>
+                <w:b/>
+                <w:i w:val="0"/>
+              </w:rPr>
+              <w:t>Letter</w:t>
+            </w:r>
+          </w:p>
+        </w:tc>
+        <w:tc>
+          <w:tcPr>
+            <w:tcW w:type="dxa" w:w="4320"/>
+            <w:shd w:fill="D9E2F3"/>
+          </w:tcPr>
+          <w:p>
+            <w:r>
+              <w:rPr>
+                <w:b/>
+              </w:rPr>
+            </w:r>
+            <w:r>
+              <w:rPr>
+                <w:b/>
+                <w:i w:val="0"/>
+              </w:rPr>
+              <w:t>Definition</w:t>
+            </w:r>
+          </w:p>
+        </w:tc>
+      </w:tr>
+      <w:tr>
+        <w:tc>
+          <w:tcPr>
+            <w:tcW w:type="dxa" w:w="4320"/>
+          </w:tcPr>
+          <w:p>
+            <w:r/>
+            <w:r>
+              <w:rPr>
+                <w:b w:val="0"/>
+                <w:i w:val="0"/>
+              </w:rPr>
+              <w:t>A</w:t>
+            </w:r>
+          </w:p>
+        </w:tc>
+        <w:tc>
+          <w:tcPr>
+            <w:tcW w:type="dxa" w:w="4320"/>
+          </w:tcPr>
+          <w:p>
+            <w:r/>
+            <w:r>
+              <w:rPr>
+                <w:b w:val="0"/>
+                <w:i w:val="0"/>
+              </w:rPr>
+              <w:t>A computer system makes or recommends a decision with little or no human involvement.</w:t>
+            </w:r>
+          </w:p>
+        </w:tc>
+      </w:tr>
+      <w:tr>
+        <w:tc>
+          <w:tcPr>
+            <w:tcW w:type="dxa" w:w="4320"/>
+          </w:tcPr>
+          <w:p>
+            <w:r/>
+            <w:r>
+              <w:rPr>
+                <w:b w:val="0"/>
+                <w:i w:val="0"/>
+              </w:rPr>
+              <w:t>B</w:t>
+            </w:r>
+          </w:p>
+        </w:tc>
+        <w:tc>
+          <w:tcPr>
+            <w:tcW w:type="dxa" w:w="4320"/>
+          </w:tcPr>
+          <w:p>
+            <w:r/>
+            <w:r>
+              <w:rPr>
+                <w:b w:val="0"/>
+                <w:i w:val="0"/>
+              </w:rPr>
+              <w:t>A system performs worse for some groups of people because its training data under-represented them.</w:t>
+            </w:r>
+          </w:p>
+        </w:tc>
+      </w:tr>
+      <w:tr>
+        <w:tc>
+          <w:tcPr>
+            <w:tcW w:type="dxa" w:w="4320"/>
+          </w:tcPr>
+          <w:p>
+            <w:r/>
+            <w:r>
+              <w:rPr>
+                <w:b w:val="0"/>
+                <w:i w:val="0"/>
+              </w:rPr>
+              <w:t>C</w:t>
+            </w:r>
+          </w:p>
+        </w:tc>
+        <w:tc>
+          <w:tcPr>
+            <w:tcW w:type="dxa" w:w="4320"/>
+          </w:tcPr>
+          <w:p>
+            <w:r/>
+            <w:r>
+              <w:rPr>
+                <w:b w:val="0"/>
+                <w:i w:val="0"/>
+              </w:rPr>
+              <w:t>A system whose internal reasoning cannot easily be inspected or explained.</w:t>
+            </w:r>
+          </w:p>
+        </w:tc>
+      </w:tr>
+      <w:tr>
+        <w:tc>
+          <w:tcPr>
+            <w:tcW w:type="dxa" w:w="4320"/>
+          </w:tcPr>
+          <w:p>
+            <w:r/>
+            <w:r>
+              <w:rPr>
+                <w:b w:val="0"/>
+                <w:i w:val="0"/>
+              </w:rPr>
+              <w:t>D</w:t>
+            </w:r>
+          </w:p>
+        </w:tc>
+        <w:tc>
+          <w:tcPr>
+            <w:tcW w:type="dxa" w:w="4320"/>
+          </w:tcPr>
+          <w:p>
+            <w:r/>
+            <w:r>
+              <w:rPr>
+                <w:b w:val="0"/>
+                <w:i w:val="0"/>
+              </w:rPr>
+              <w:t>Moving jobs or operations to another country where costs are lower.</w:t>
+            </w:r>
+          </w:p>
+        </w:tc>
+      </w:tr>
+      <w:tr>
+        <w:tc>
+          <w:tcPr>
+            <w:tcW w:type="dxa" w:w="4320"/>
+          </w:tcPr>
+          <w:p>
+            <w:r/>
+            <w:r>
+              <w:rPr>
+                <w:b w:val="0"/>
+                <w:i w:val="0"/>
+              </w:rPr>
+              <w:t>E</w:t>
+            </w:r>
+          </w:p>
+        </w:tc>
+        <w:tc>
+          <w:tcPr>
+            <w:tcW w:type="dxa" w:w="4320"/>
+          </w:tcPr>
+          <w:p>
+            <w:r/>
+            <w:r>
+              <w:rPr>
+                <w:b w:val="0"/>
+                <w:i w:val="0"/>
+              </w:rPr>
+              <w:t>One company dominates a market, weakening competition.</w:t>
+            </w:r>
+          </w:p>
+        </w:tc>
+      </w:tr>
+      <w:tr>
+        <w:tc>
+          <w:tcPr>
+            <w:tcW w:type="dxa" w:w="4320"/>
+          </w:tcPr>
+          <w:p>
+            <w:r/>
+            <w:r>
+              <w:rPr>
+                <w:b w:val="0"/>
+                <w:i w:val="0"/>
+              </w:rPr>
+              <w:t>F</w:t>
+            </w:r>
+          </w:p>
+        </w:tc>
+        <w:tc>
+          <w:tcPr>
+            <w:tcW w:type="dxa" w:w="4320"/>
+          </w:tcPr>
+          <w:p>
+            <w:r/>
+            <w:r>
+              <w:rPr>
+                <w:b w:val="0"/>
+                <w:i w:val="0"/>
+              </w:rPr>
+              <w:t>The gap between those who have access to digital technology and skills and those who do not.</w:t>
+            </w:r>
+          </w:p>
+        </w:tc>
+      </w:tr>
+      <w:tr>
+        <w:tc>
+          <w:tcPr>
+            <w:tcW w:type="dxa" w:w="4320"/>
+          </w:tcPr>
+          <w:p>
+            <w:r/>
+            <w:r>
+              <w:rPr>
+                <w:b w:val="0"/>
+                <w:i w:val="0"/>
+              </w:rPr>
+              <w:t>G</w:t>
+            </w:r>
+          </w:p>
+        </w:tc>
+        <w:tc>
+          <w:tcPr>
+            <w:tcW w:type="dxa" w:w="4320"/>
+          </w:tcPr>
+          <w:p>
+            <w:r/>
+            <w:r>
+              <w:rPr>
+                <w:b w:val="0"/>
+                <w:i w:val="0"/>
+              </w:rPr>
+              <w:t>Software whose source code is freely available to view, use and modify.</w:t>
+            </w:r>
+          </w:p>
+        </w:tc>
+      </w:tr>
+      <w:tr>
+        <w:tc>
+          <w:tcPr>
+            <w:tcW w:type="dxa" w:w="4320"/>
+          </w:tcPr>
+          <w:p>
+            <w:r/>
+            <w:r>
+              <w:rPr>
+                <w:b w:val="0"/>
+                <w:i w:val="0"/>
+              </w:rPr>
+              <w:t>H</w:t>
+            </w:r>
+          </w:p>
+        </w:tc>
+        <w:tc>
+          <w:tcPr>
+            <w:tcW w:type="dxa" w:w="4320"/>
+          </w:tcPr>
+          <w:p>
+            <w:r/>
+            <w:r>
+              <w:rPr>
+                <w:b w:val="0"/>
+                <w:i w:val="0"/>
+              </w:rPr>
+              <w:t>Using someone's creative work without the copyright holder's permission.</w:t>
+            </w:r>
+          </w:p>
+        </w:tc>
+      </w:tr>
+    </w:tbl>
+    <w:p/>
+    <w:p>
+      <w:r>
+        <w:rPr>
+          <w:b/>
+          <w:i w:val="0"/>
+        </w:rPr>
+        <w:t>2.</w:t>
+      </w:r>
+      <w:r>
+        <w:rPr>
+          <w:b w:val="0"/>
+          <w:i w:val="0"/>
+        </w:rPr>
+        <w:t xml:space="preserve"> A police facial-recognition system misidentifies people from some ethnic groups far more often than others. The jumbled statements below describe how this bias arose. Number them </w:t>
+      </w:r>
+      <w:r>
+        <w:rPr>
+          <w:b/>
+          <w:i w:val="0"/>
+        </w:rPr>
+        <w:t>1–5</w:t>
+      </w:r>
+      <w:r>
+        <w:rPr>
+          <w:b w:val="0"/>
+          <w:i w:val="0"/>
+        </w:rPr>
+        <w:t xml:space="preserve"> in the correct order. </w:t>
+      </w:r>
+      <w:r>
+        <w:rPr>
+          <w:b/>
+          <w:i w:val="0"/>
+        </w:rPr>
+        <w:t>[2]</w:t>
+      </w:r>
+      <w:r>
+        <w:rPr>
+          <w:b w:val="0"/>
+          <w:i w:val="0"/>
+        </w:rPr>
+        <w:t xml:space="preserve"> </w:t>
+      </w:r>
+      <w:r>
+        <w:rPr>
+          <w:b w:val="0"/>
+          <w:i/>
+        </w:rPr>
+        <w:t>(AO2)</w:t>
+      </w:r>
+    </w:p>
+    <w:tbl>
+      <w:tblPr>
+        <w:tblStyle w:val="TableGrid"/>
+        <w:tblW w:type="auto" w:w="0"/>
+        <w:tblLook w:firstColumn="1" w:firstRow="1" w:lastColumn="0" w:lastRow="0" w:noHBand="0" w:noVBand="1" w:val="04A0"/>
+      </w:tblPr>
+      <w:tblGrid>
+        <w:gridCol w:w="4320"/>
+        <w:gridCol w:w="4320"/>
+      </w:tblGrid>
+      <w:tr>
+        <w:tc>
+          <w:tcPr>
+            <w:tcW w:type="dxa" w:w="4320"/>
+            <w:shd w:fill="D9E2F3"/>
+          </w:tcPr>
+          <w:p>
+            <w:r>
+              <w:rPr>
+                <w:b/>
+              </w:rPr>
+            </w:r>
+            <w:r>
+              <w:rPr>
+                <w:b/>
+                <w:i w:val="0"/>
+              </w:rPr>
+              <w:t>Step</w:t>
+            </w:r>
+          </w:p>
+        </w:tc>
+        <w:tc>
+          <w:tcPr>
+            <w:tcW w:type="dxa" w:w="4320"/>
+            <w:shd w:fill="D9E2F3"/>
+          </w:tcPr>
+          <w:p>
+            <w:r>
+              <w:rPr>
+                <w:b/>
+              </w:rPr>
+            </w:r>
+            <w:r>
+              <w:rPr>
+                <w:b/>
+                <w:i w:val="0"/>
+              </w:rPr>
+              <w:t>Order (1–5)</w:t>
+            </w:r>
+          </w:p>
+        </w:tc>
+      </w:tr>
+      <w:tr>
+        <w:tc>
+          <w:tcPr>
+            <w:tcW w:type="dxa" w:w="4320"/>
+          </w:tcPr>
+          <w:p>
+            <w:r/>
+            <w:r>
+              <w:rPr>
+                <w:b w:val="0"/>
+                <w:i w:val="0"/>
+              </w:rPr>
+              <w:t>The deployed system misidentifies people from the under-represented groups far more often.</w:t>
+            </w:r>
+          </w:p>
+        </w:tc>
+        <w:tc>
+          <w:tcPr>
+            <w:tcW w:type="dxa" w:w="4320"/>
+          </w:tcPr>
+          <w:p>
+            <w:r/>
+          </w:p>
+        </w:tc>
+      </w:tr>
+      <w:tr>
+        <w:tc>
+          <w:tcPr>
+            <w:tcW w:type="dxa" w:w="4320"/>
+          </w:tcPr>
+          <w:p>
+            <w:r/>
+            <w:r>
+              <w:rPr>
+                <w:b w:val="0"/>
+                <w:i w:val="0"/>
+              </w:rPr>
+              <w:t>Engineers train the model on this dataset.</w:t>
+            </w:r>
+          </w:p>
+        </w:tc>
+        <w:tc>
+          <w:tcPr>
+            <w:tcW w:type="dxa" w:w="4320"/>
+          </w:tcPr>
+          <w:p>
+            <w:r/>
+          </w:p>
+        </w:tc>
+      </w:tr>
+      <w:tr>
+        <w:tc>
+          <w:tcPr>
+            <w:tcW w:type="dxa" w:w="4320"/>
+          </w:tcPr>
+          <w:p>
+            <w:r/>
+            <w:r>
+              <w:rPr>
+                <w:b w:val="0"/>
+                <w:i w:val="0"/>
+              </w:rPr>
+              <w:t>A dataset of faces is collected that under-represents some ethnic groups.</w:t>
+            </w:r>
+          </w:p>
+        </w:tc>
+        <w:tc>
+          <w:tcPr>
+            <w:tcW w:type="dxa" w:w="4320"/>
+          </w:tcPr>
+          <w:p>
+            <w:r/>
+          </w:p>
+        </w:tc>
+      </w:tr>
+      <w:tr>
+        <w:tc>
+          <w:tcPr>
+            <w:tcW w:type="dxa" w:w="4320"/>
+          </w:tcPr>
+          <w:p>
+            <w:r/>
+            <w:r>
+              <w:rPr>
+                <w:b w:val="0"/>
+                <w:i w:val="0"/>
+              </w:rPr>
+              <w:t>The police force puts the system into use for identification.</w:t>
+            </w:r>
+          </w:p>
+        </w:tc>
+        <w:tc>
+          <w:tcPr>
+            <w:tcW w:type="dxa" w:w="4320"/>
+          </w:tcPr>
+          <w:p>
+            <w:r/>
+          </w:p>
+        </w:tc>
+      </w:tr>
+      <w:tr>
+        <w:tc>
+          <w:tcPr>
+            <w:tcW w:type="dxa" w:w="4320"/>
+          </w:tcPr>
+          <w:p>
+            <w:r/>
+            <w:r>
+              <w:rPr>
+                <w:b w:val="0"/>
+                <w:i w:val="0"/>
+              </w:rPr>
+              <w:t>The model learns facial features mainly from the over-represented groups.</w:t>
+            </w:r>
+          </w:p>
+        </w:tc>
+        <w:tc>
+          <w:tcPr>
+            <w:tcW w:type="dxa" w:w="4320"/>
+          </w:tcPr>
+          <w:p>
+            <w:r/>
+          </w:p>
+        </w:tc>
+      </w:tr>
+    </w:tbl>
+    <w:p/>
+    <w:p>
+      <w:r>
+        <w:rPr>
+          <w:b/>
+          <w:i w:val="0"/>
+        </w:rPr>
+        <w:t>3.</w:t>
       </w:r>
       <w:r>
         <w:rPr>
@@ -131,13 +926,6 @@
     </w:tbl>
     <w:p/>
     <w:p>
-      <w:pPr>
-        <w:pBdr>
-          <w:bottom w:val="single" w:sz="6" w:space="1" w:color="AAAAAA"/>
-        </w:pBdr>
-      </w:pPr>
-    </w:p>
-    <w:p>
       <w:r>
         <w:rPr>
           <w:b w:val="0"/>
@@ -208,49 +996,33 @@
     </w:tbl>
     <w:p/>
     <w:p>
-      <w:pPr>
-        <w:pBdr>
-          <w:bottom w:val="single" w:sz="6" w:space="1" w:color="AAAAAA"/>
-        </w:pBdr>
-      </w:pPr>
-    </w:p>
-    <w:p>
       <w:r>
         <w:rPr>
           <w:b/>
           <w:i w:val="0"/>
         </w:rPr>
-        <w:t>2.</w:t>
+        <w:t>4.</w:t>
       </w:r>
       <w:r>
         <w:rPr>
           <w:b w:val="0"/>
           <w:i w:val="0"/>
         </w:rPr>
-        <w:t xml:space="preserve"> A facial-recognition system used by a police force is found to misidentify people from some ethnic groups far more often than others.</w:t>
-      </w:r>
-    </w:p>
-    <w:p>
-      <w:r>
-        <w:rPr>
-          <w:b w:val="0"/>
-          <w:i w:val="0"/>
-        </w:rPr>
-        <w:t xml:space="preserve">(a) Explain </w:t>
+        <w:t xml:space="preserve"> Complete the paragraph using words from the word bank. Each item may be used at most once; </w:t>
       </w:r>
       <w:r>
         <w:rPr>
           <w:b/>
           <w:i w:val="0"/>
         </w:rPr>
-        <w:t>why</w:t>
+        <w:t>two</w:t>
       </w:r>
       <w:r>
         <w:rPr>
           <w:b w:val="0"/>
           <w:i w:val="0"/>
         </w:rPr>
-        <w:t xml:space="preserve"> an AI system can end up biased in this way. </w:t>
+        <w:t xml:space="preserve"> items are not needed. </w:t>
       </w:r>
       <w:r>
         <w:rPr>
@@ -271,48 +1043,8 @@
           <w:b w:val="0"/>
           <w:i/>
         </w:rPr>
-        <w:t>(AO2)</w:t>
+        <w:t>(AO1)</w:t>
       </w:r>
-    </w:p>
-    <w:tbl>
-      <w:tblPr>
-        <w:tblStyle w:val="TableGrid"/>
-        <w:tblW w:type="auto" w:w="0"/>
-        <w:tblLook w:firstColumn="1" w:firstRow="1" w:lastColumn="0" w:lastRow="0" w:noHBand="0" w:noVBand="1" w:val="04A0"/>
-      </w:tblPr>
-      <w:tblGrid>
-        <w:gridCol w:w="8640"/>
-      </w:tblGrid>
-      <w:tr>
-        <w:trPr>
-          <w:trHeight w:val="1020" w:hRule="atLeast"/>
-        </w:trPr>
-        <w:tc>
-          <w:tcPr>
-            <w:tcW w:type="dxa" w:w="8640"/>
-          </w:tcPr>
-          <w:p>
-            <w:pPr>
-              <w:spacing w:before="40"/>
-            </w:pPr>
-          </w:p>
-        </w:tc>
-      </w:tr>
-    </w:tbl>
-    <w:p/>
-    <w:p>
-      <w:pPr>
-        <w:pBdr>
-          <w:bottom w:val="single" w:sz="6" w:space="1" w:color="AAAAAA"/>
-        </w:pBdr>
-      </w:pPr>
-    </w:p>
-    <w:p>
-      <w:pPr>
-        <w:pBdr>
-          <w:bottom w:val="single" w:sz="6" w:space="1" w:color="AAAAAA"/>
-        </w:pBdr>
-      </w:pPr>
     </w:p>
     <w:p>
       <w:r>
@@ -320,62 +1052,8 @@
           <w:b w:val="0"/>
           <w:i w:val="0"/>
         </w:rPr>
-        <w:t xml:space="preserve">(b) Explain why the "black box" nature of such a system makes the problem harder to deal with. </w:t>
+        <w:t>When a single company dominates a market it holds a __________, which can lead to higher prices and vendor __________ because customers depend on one supplier's proprietary product. Open-source software counters this because its __________ is freely available to view, use and modify, so users can switch supplier or maintain the software themselves instead of being tied to a single __________.</w:t>
       </w:r>
-      <w:r>
-        <w:rPr>
-          <w:b/>
-          <w:i w:val="0"/>
-        </w:rPr>
-        <w:t>[1]</w:t>
-      </w:r>
-      <w:r>
-        <w:rPr>
-          <w:b w:val="0"/>
-          <w:i w:val="0"/>
-        </w:rPr>
-        <w:t xml:space="preserve"> </w:t>
-      </w:r>
-      <w:r>
-        <w:rPr>
-          <w:b w:val="0"/>
-          <w:i/>
-        </w:rPr>
-        <w:t>(AO1/AO2)</w:t>
-      </w:r>
-    </w:p>
-    <w:tbl>
-      <w:tblPr>
-        <w:tblStyle w:val="TableGrid"/>
-        <w:tblW w:type="auto" w:w="0"/>
-        <w:tblLook w:firstColumn="1" w:firstRow="1" w:lastColumn="0" w:lastRow="0" w:noHBand="0" w:noVBand="1" w:val="04A0"/>
-      </w:tblPr>
-      <w:tblGrid>
-        <w:gridCol w:w="8640"/>
-      </w:tblGrid>
-      <w:tr>
-        <w:trPr>
-          <w:trHeight w:val="680" w:hRule="atLeast"/>
-        </w:trPr>
-        <w:tc>
-          <w:tcPr>
-            <w:tcW w:type="dxa" w:w="8640"/>
-          </w:tcPr>
-          <w:p>
-            <w:pPr>
-              <w:spacing w:before="40"/>
-            </w:pPr>
-          </w:p>
-        </w:tc>
-      </w:tr>
-    </w:tbl>
-    <w:p/>
-    <w:p>
-      <w:pPr>
-        <w:pBdr>
-          <w:bottom w:val="single" w:sz="6" w:space="1" w:color="AAAAAA"/>
-        </w:pBdr>
-      </w:pPr>
     </w:p>
     <w:p>
       <w:r>
@@ -383,223 +1061,15 @@
           <w:b/>
           <w:i w:val="0"/>
         </w:rPr>
-        <w:t>3.</w:t>
+        <w:t>Word bank:</w:t>
       </w:r>
       <w:r>
         <w:rPr>
           <w:b w:val="0"/>
           <w:i w:val="0"/>
         </w:rPr>
-        <w:t xml:space="preserve"> A tech company moves its software-development team from the UK to a country with lower wages (offshoring). State </w:t>
+        <w:t xml:space="preserve"> monopoly · lock-in · source code · vendor · copyright · patent</w:t>
       </w:r>
-      <w:r>
-        <w:rPr>
-          <w:b/>
-          <w:i w:val="0"/>
-        </w:rPr>
-        <w:t>one</w:t>
-      </w:r>
-      <w:r>
-        <w:rPr>
-          <w:b w:val="0"/>
-          <w:i w:val="0"/>
-        </w:rPr>
-        <w:t xml:space="preserve"> benefit to the company and </w:t>
-      </w:r>
-      <w:r>
-        <w:rPr>
-          <w:b/>
-          <w:i w:val="0"/>
-        </w:rPr>
-        <w:t>one</w:t>
-      </w:r>
-      <w:r>
-        <w:rPr>
-          <w:b w:val="0"/>
-          <w:i w:val="0"/>
-        </w:rPr>
-        <w:t xml:space="preserve"> drawback that this could cause. </w:t>
-      </w:r>
-      <w:r>
-        <w:rPr>
-          <w:b/>
-          <w:i w:val="0"/>
-        </w:rPr>
-        <w:t>[2]</w:t>
-      </w:r>
-      <w:r>
-        <w:rPr>
-          <w:b w:val="0"/>
-          <w:i w:val="0"/>
-        </w:rPr>
-        <w:t xml:space="preserve"> </w:t>
-      </w:r>
-      <w:r>
-        <w:rPr>
-          <w:b w:val="0"/>
-          <w:i/>
-        </w:rPr>
-        <w:t>(AO2)</w:t>
-      </w:r>
-    </w:p>
-    <w:tbl>
-      <w:tblPr>
-        <w:tblStyle w:val="TableGrid"/>
-        <w:tblW w:type="auto" w:w="0"/>
-        <w:tblLook w:firstColumn="1" w:firstRow="1" w:lastColumn="0" w:lastRow="0" w:noHBand="0" w:noVBand="1" w:val="04A0"/>
-      </w:tblPr>
-      <w:tblGrid>
-        <w:gridCol w:w="8640"/>
-      </w:tblGrid>
-      <w:tr>
-        <w:trPr>
-          <w:trHeight w:val="1020" w:hRule="atLeast"/>
-        </w:trPr>
-        <w:tc>
-          <w:tcPr>
-            <w:tcW w:type="dxa" w:w="8640"/>
-          </w:tcPr>
-          <w:p>
-            <w:pPr>
-              <w:spacing w:before="40"/>
-            </w:pPr>
-          </w:p>
-        </w:tc>
-      </w:tr>
-    </w:tbl>
-    <w:p/>
-    <w:p>
-      <w:pPr>
-        <w:pBdr>
-          <w:bottom w:val="single" w:sz="6" w:space="1" w:color="AAAAAA"/>
-        </w:pBdr>
-      </w:pPr>
-    </w:p>
-    <w:p>
-      <w:pPr>
-        <w:pBdr>
-          <w:bottom w:val="single" w:sz="6" w:space="1" w:color="AAAAAA"/>
-        </w:pBdr>
-      </w:pPr>
-    </w:p>
-    <w:p>
-      <w:r>
-        <w:rPr>
-          <w:b/>
-          <w:i w:val="0"/>
-        </w:rPr>
-        <w:t>4.</w:t>
-      </w:r>
-      <w:r>
-        <w:rPr>
-          <w:b w:val="0"/>
-          <w:i w:val="0"/>
-        </w:rPr>
-        <w:t xml:space="preserve"> A streaming firm replaces its proprietary media player with components built on </w:t>
-      </w:r>
-      <w:r>
-        <w:rPr>
-          <w:b/>
-          <w:i w:val="0"/>
-        </w:rPr>
-        <w:t>open-source</w:t>
-      </w:r>
-      <w:r>
-        <w:rPr>
-          <w:b w:val="0"/>
-          <w:i w:val="0"/>
-        </w:rPr>
-        <w:t xml:space="preserve"> software. Explain </w:t>
-      </w:r>
-      <w:r>
-        <w:rPr>
-          <w:b/>
-          <w:i w:val="0"/>
-        </w:rPr>
-        <w:t>one</w:t>
-      </w:r>
-      <w:r>
-        <w:rPr>
-          <w:b w:val="0"/>
-          <w:i w:val="0"/>
-        </w:rPr>
-        <w:t xml:space="preserve"> way open-source software can counter the problems caused by a single company holding a </w:t>
-      </w:r>
-      <w:r>
-        <w:rPr>
-          <w:b/>
-          <w:i w:val="0"/>
-        </w:rPr>
-        <w:t>monopoly</w:t>
-      </w:r>
-      <w:r>
-        <w:rPr>
-          <w:b w:val="0"/>
-          <w:i w:val="0"/>
-        </w:rPr>
-        <w:t xml:space="preserve">. </w:t>
-      </w:r>
-      <w:r>
-        <w:rPr>
-          <w:b/>
-          <w:i w:val="0"/>
-        </w:rPr>
-        <w:t>[2]</w:t>
-      </w:r>
-      <w:r>
-        <w:rPr>
-          <w:b w:val="0"/>
-          <w:i w:val="0"/>
-        </w:rPr>
-        <w:t xml:space="preserve"> </w:t>
-      </w:r>
-      <w:r>
-        <w:rPr>
-          <w:b w:val="0"/>
-          <w:i/>
-        </w:rPr>
-        <w:t>(AO2)</w:t>
-      </w:r>
-    </w:p>
-    <w:tbl>
-      <w:tblPr>
-        <w:tblStyle w:val="TableGrid"/>
-        <w:tblW w:type="auto" w:w="0"/>
-        <w:tblLook w:firstColumn="1" w:firstRow="1" w:lastColumn="0" w:lastRow="0" w:noHBand="0" w:noVBand="1" w:val="04A0"/>
-      </w:tblPr>
-      <w:tblGrid>
-        <w:gridCol w:w="8640"/>
-      </w:tblGrid>
-      <w:tr>
-        <w:trPr>
-          <w:trHeight w:val="1020" w:hRule="atLeast"/>
-        </w:trPr>
-        <w:tc>
-          <w:tcPr>
-            <w:tcW w:type="dxa" w:w="8640"/>
-          </w:tcPr>
-          <w:p>
-            <w:pPr>
-              <w:spacing w:before="40"/>
-            </w:pPr>
-          </w:p>
-        </w:tc>
-      </w:tr>
-    </w:tbl>
-    <w:p/>
-    <w:p>
-      <w:pPr>
-        <w:pBdr>
-          <w:bottom w:val="single" w:sz="6" w:space="1" w:color="AAAAAA"/>
-        </w:pBdr>
-      </w:pPr>
-    </w:p>
-    <w:p>
-      <w:pPr>
-        <w:pBdr>
-          <w:bottom w:val="single" w:sz="6" w:space="1" w:color="AAAAAA"/>
-        </w:pBdr>
-      </w:pPr>
     </w:p>
     <w:p>
       <w:r>
@@ -678,48 +1148,6 @@
       </w:tr>
     </w:tbl>
     <w:p/>
-    <w:p>
-      <w:pPr>
-        <w:pBdr>
-          <w:bottom w:val="single" w:sz="6" w:space="1" w:color="AAAAAA"/>
-        </w:pBdr>
-      </w:pPr>
-    </w:p>
-    <w:p>
-      <w:pPr>
-        <w:pBdr>
-          <w:bottom w:val="single" w:sz="6" w:space="1" w:color="AAAAAA"/>
-        </w:pBdr>
-      </w:pPr>
-    </w:p>
-    <w:p>
-      <w:pPr>
-        <w:pBdr>
-          <w:bottom w:val="single" w:sz="6" w:space="1" w:color="AAAAAA"/>
-        </w:pBdr>
-      </w:pPr>
-    </w:p>
-    <w:p>
-      <w:pPr>
-        <w:pBdr>
-          <w:bottom w:val="single" w:sz="6" w:space="1" w:color="AAAAAA"/>
-        </w:pBdr>
-      </w:pPr>
-    </w:p>
-    <w:p>
-      <w:pPr>
-        <w:pBdr>
-          <w:bottom w:val="single" w:sz="6" w:space="1" w:color="AAAAAA"/>
-        </w:pBdr>
-      </w:pPr>
-    </w:p>
-    <w:p>
-      <w:pPr>
-        <w:pBdr>
-          <w:bottom w:val="single" w:sz="6" w:space="1" w:color="AAAAAA"/>
-        </w:pBdr>
-      </w:pPr>
-    </w:p>
     <w:p>
       <w:pPr>
         <w:pStyle w:val="Heading2"/>
@@ -838,20 +1266,6 @@
     </w:tbl>
     <w:p/>
     <w:p>
-      <w:pPr>
-        <w:pBdr>
-          <w:bottom w:val="single" w:sz="6" w:space="1" w:color="AAAAAA"/>
-        </w:pBdr>
-      </w:pPr>
-    </w:p>
-    <w:p>
-      <w:pPr>
-        <w:pBdr>
-          <w:bottom w:val="single" w:sz="6" w:space="1" w:color="AAAAAA"/>
-        </w:pBdr>
-      </w:pPr>
-    </w:p>
-    <w:p>
       <w:r>
         <w:rPr>
           <w:b/>
@@ -957,20 +1371,6 @@
     </w:tbl>
     <w:p/>
     <w:p>
-      <w:pPr>
-        <w:pBdr>
-          <w:bottom w:val="single" w:sz="6" w:space="1" w:color="AAAAAA"/>
-        </w:pBdr>
-      </w:pPr>
-    </w:p>
-    <w:p>
-      <w:pPr>
-        <w:pBdr>
-          <w:bottom w:val="single" w:sz="6" w:space="1" w:color="AAAAAA"/>
-        </w:pBdr>
-      </w:pPr>
-    </w:p>
-    <w:p>
       <w:r>
         <w:rPr>
           <w:b/>
@@ -1075,20 +1475,6 @@
       </w:tr>
     </w:tbl>
     <w:p/>
-    <w:p>
-      <w:pPr>
-        <w:pBdr>
-          <w:bottom w:val="single" w:sz="6" w:space="1" w:color="AAAAAA"/>
-        </w:pBdr>
-      </w:pPr>
-    </w:p>
-    <w:p>
-      <w:pPr>
-        <w:pBdr>
-          <w:bottom w:val="single" w:sz="6" w:space="1" w:color="AAAAAA"/>
-        </w:pBdr>
-      </w:pPr>
-    </w:p>
     <w:p>
       <w:pPr>
         <w:pBdr>
